--- a/Cover_Letters/Shinoy_Sioux_Technologies_Senior_Software_Test_Engineer_Cover_Letter.docx
+++ b/Cover_Letters/Shinoy_Sioux_Technologies_Senior_Software_Test_Engineer_Cover_Letter.docx
@@ -14,7 +14,7 @@
     </w:p>
     <w:p>
       <w:r>
-        <w:t>August 28, 2026</w:t>
+        <w:t>August 29, 2026</w:t>
       </w:r>
     </w:p>
     <w:p>
@@ -35,12 +35,12 @@
     </w:p>
     <w:p>
       <w:r>
-        <w:t>Your focus on verifying state-of-the-art application and control software for high-tech projects matches my background in testing complex systems. Over the years, I have spent a lot of time writing thorough tests, setting up automation for speed, and working directly with developers to figure out and solve issues. I also have experience using tools like Gemini Code Assist to make test generation more efficient.</w:t>
+        <w:t>Your focus on testing software for challenging high-tech projects in the semiconductor and medical equipment fields aligns well with my background. I have spent over 8 years verifying application software, working closely with developers to understand system architecture, and writing thorough tests for complex systems.</w:t>
       </w:r>
     </w:p>
     <w:p>
       <w:r>
-        <w:t>I understand the importance of software architecture and reliable testing when dealing with demanding environments. I would appreciate the chance to bring my testing experience to your office in Eindhoven.</w:t>
+        <w:t>I bring hands-on experience with both manual and automated testing, using tools like BDD Cucumber, Java, and Playwright. I also use Gemini Code Assist to help generate test scripts and streamline workflows.</w:t>
       </w:r>
     </w:p>
     <w:p>

--- a/Cover_Letters/Shinoy_Sioux_Technologies_Senior_Software_Test_Engineer_Cover_Letter.docx
+++ b/Cover_Letters/Shinoy_Sioux_Technologies_Senior_Software_Test_Engineer_Cover_Letter.docx
@@ -14,7 +14,7 @@
     </w:p>
     <w:p>
       <w:r>
-        <w:t>August 29, 2026</w:t>
+        <w:t>September 19, 2026</w:t>
       </w:r>
     </w:p>
     <w:p>
@@ -35,12 +35,12 @@
     </w:p>
     <w:p>
       <w:r>
-        <w:t>Your focus on testing software for challenging high-tech projects in the semiconductor and medical equipment fields aligns well with my background. I have spent over 8 years verifying application software, working closely with developers to understand system architecture, and writing thorough tests for complex systems.</w:t>
+        <w:t>Your focus on building application and control software for the semiconductor, analytical, and medical equipment industries stands out to me. In my recent roles, I have built test automation frameworks from scratch, handled both manual and automated testing, and worked directly with developers to resolve complex issues. I also use tools like Gemini Code Assist to streamline test generation and make my daily work more efficient.</w:t>
       </w:r>
     </w:p>
     <w:p>
       <w:r>
-        <w:t>I bring hands-on experience with both manual and automated testing, using tools like BDD Cucumber, Java, and Playwright. I also use Gemini Code Assist to help generate test scripts and streamline workflows.</w:t>
+        <w:t>I understand the importance of system architecture and bring strong analytical skills to complex software projects. I am ready to jump in and help your team deliver reliable software.</w:t>
       </w:r>
     </w:p>
     <w:p>

--- a/Cover_Letters/Shinoy_Sioux_Technologies_Senior_Software_Test_Engineer_Cover_Letter.docx
+++ b/Cover_Letters/Shinoy_Sioux_Technologies_Senior_Software_Test_Engineer_Cover_Letter.docx
@@ -14,7 +14,7 @@
     </w:p>
     <w:p>
       <w:r>
-        <w:t>September 19, 2026</w:t>
+        <w:t>October 10, 2026</w:t>
       </w:r>
     </w:p>
     <w:p>
@@ -35,12 +35,12 @@
     </w:p>
     <w:p>
       <w:r>
-        <w:t>Your focus on building application and control software for the semiconductor, analytical, and medical equipment industries stands out to me. In my recent roles, I have built test automation frameworks from scratch, handled both manual and automated testing, and worked directly with developers to resolve complex issues. I also use tools like Gemini Code Assist to streamline test generation and make my daily work more efficient.</w:t>
+        <w:t>I have spent over eight years working as a test and automation engineer, building frameworks, writing thorough test cases, and working closely with developers to find and fix bugs in complex environments. I read that you work on high-tech projects in the semiconductor and medical equipment space, which requires a solid understanding of software architecture and a careful approach to quality assurance. In my recent work, I have handled both manual and automated testing, migrated testing suites to Playwright, and used tools like Gemini Code Assist to speed up test script generation.</w:t>
       </w:r>
     </w:p>
     <w:p>
       <w:r>
-        <w:t>I understand the importance of system architecture and bring strong analytical skills to complex software projects. I am ready to jump in and help your team deliver reliable software.</w:t>
+        <w:t>I am comfortable working with teams to understand software requirements and ensuring that complex systems operate reliably. Your focus on combining software and technical solutions aligns well with my background in testing and process optimization.</w:t>
       </w:r>
     </w:p>
     <w:p>

--- a/Cover_Letters/Shinoy_Sioux_Technologies_Senior_Software_Test_Engineer_Cover_Letter.docx
+++ b/Cover_Letters/Shinoy_Sioux_Technologies_Senior_Software_Test_Engineer_Cover_Letter.docx
@@ -14,7 +14,7 @@
     </w:p>
     <w:p>
       <w:r>
-        <w:t>October 10, 2026</w:t>
+        <w:t>October 31, 2026</w:t>
       </w:r>
     </w:p>
     <w:p>
@@ -35,12 +35,7 @@
     </w:p>
     <w:p>
       <w:r>
-        <w:t>I have spent over eight years working as a test and automation engineer, building frameworks, writing thorough test cases, and working closely with developers to find and fix bugs in complex environments. I read that you work on high-tech projects in the semiconductor and medical equipment space, which requires a solid understanding of software architecture and a careful approach to quality assurance. In my recent work, I have handled both manual and automated testing, migrated testing suites to Playwright, and used tools like Gemini Code Assist to speed up test script generation.</w:t>
-      </w:r>
-    </w:p>
-    <w:p>
-      <w:r>
-        <w:t>I am comfortable working with teams to understand software requirements and ensuring that complex systems operate reliably. Your focus on combining software and technical solutions aligns well with my background in testing and process optimization.</w:t>
+        <w:t>I have spent over eight years working on software testing and test automation for complex systems. Your focus on high-tech equipment in the semiconductor and medical fields caught my eye, as I am used to diving deep into software architectures and working closely with developers to find and fix issues. Whether I am writing automated checks in Selenium and Playwright or using Gemini Code Assist to generate test scripts more efficiently, I focus on practical results that help teams ship reliable software.</w:t>
       </w:r>
     </w:p>
     <w:p>
